--- a/assets/docs/lop5/Dao duc - Lop 5.docx
+++ b/assets/docs/lop5/Dao duc - Lop 5.docx
@@ -1597,7 +1597,7 @@
                 <w:i w:val="0"/>
                 <w:sz w:val="18"/>
               </w:rPr>
-              <w:t>Năng lực số Miền 1 (Cơ bản, bậc 2): Ở bài “Vượt qua khó khăn”, GV chiếu một hai câu chuyện có thật về tấm gương vượt khó do thầy cô chọn từ nguồn tin cậy, kèm ảnh minh hoạ; HS đọc; Năng lực số Miền 2 (Cơ bản, bậc 2): GV gõ lên màn hình những khó khăn HS nêu cùng cách khắc phục mà các bạn góp ý, thành bảng hai cột</w:t>
+              <w:t>Năng lực số Miền 1 (Cơ bản, bậc 2): Ở bài “Vượt qua khó khăn”, GV chiếu một hai câu chuyện có thật về tấm gương vượt khó do thầy cô chọn từ nguồn tin cậy, kèm ảnh minh hoạ; HS đọc; Năng lực số Miền 2 (Cơ bản, bậc 2): GV gõ lên màn hình những khó khăn HS nêu cùng cách khắc phục mà các bạn góp ý, thành bảng hai cột; Học tập và làm theo Bác: Điều 5 “Khiêm tốn, thật thà, dũng cảm” (mạch 5): HS nêu một khó khăn của mình trong học tập và cách dũng cảm, kiên trì vượt qua; tự đặt một mục tiêu nhỏ cho tuần này</w:t>
             </w:r>
           </w:p>
         </w:tc>
